--- a/Project Subject Declaration.docx
+++ b/Project Subject Declaration.docx
@@ -63,6 +63,29 @@
           <w:lang w:val="en-GB"/>
         </w:rPr>
       </w:pPr>
+      <w:r>
+        <w:rPr>
+          <w:rFonts w:ascii="Zen Kurenaido" w:eastAsia="Zen Kurenaido" w:hAnsi="Zen Kurenaido" w:cs="Times New Roman"/>
+          <w:lang w:val="en-GB"/>
+        </w:rPr>
+        <w:t xml:space="preserve">The reason I chose this project is because I have a strong passion for movies. When people truly enjoy something, they naturally want to explore it further and share it with others. This website reflects that idea by creating a space where users can discover new films, revisit </w:t>
+      </w:r>
+      <w:proofErr w:type="spellStart"/>
+      <w:r>
+        <w:rPr>
+          <w:rFonts w:ascii="Zen Kurenaido" w:eastAsia="Zen Kurenaido" w:hAnsi="Zen Kurenaido" w:cs="Times New Roman"/>
+          <w:lang w:val="en-GB"/>
+        </w:rPr>
+        <w:t>favorites</w:t>
+      </w:r>
+      <w:proofErr w:type="spellEnd"/>
+      <w:r>
+        <w:rPr>
+          <w:rFonts w:ascii="Zen Kurenaido" w:eastAsia="Zen Kurenaido" w:hAnsi="Zen Kurenaido" w:cs="Times New Roman"/>
+          <w:lang w:val="en-GB"/>
+        </w:rPr>
+        <w:t>, and connect with content that matches their interests.</w:t>
+      </w:r>
     </w:p>
     <w:p>
       <w:pPr>
@@ -155,11 +178,103 @@
         </w:rPr>
         <w:t xml:space="preserve">The Movies page dynamically displays a collection of over 15 movies using data fetched from a JSON file. Each movie is rendered using JavaScript, and users can click on a movie to open a modal with more details. </w:t>
       </w:r>
+      <w:proofErr w:type="spellStart"/>
       <w:r>
         <w:rPr>
           <w:rFonts w:ascii="Zen Kurenaido" w:eastAsia="Zen Kurenaido" w:hAnsi="Zen Kurenaido" w:cs="Times New Roman"/>
         </w:rPr>
-        <w:t>Users can also filter movies and save them to favorites</w:t>
+        <w:t>Users</w:t>
+      </w:r>
+      <w:proofErr w:type="spellEnd"/>
+      <w:r>
+        <w:rPr>
+          <w:rFonts w:ascii="Zen Kurenaido" w:eastAsia="Zen Kurenaido" w:hAnsi="Zen Kurenaido" w:cs="Times New Roman"/>
+        </w:rPr>
+        <w:t xml:space="preserve"> can </w:t>
+      </w:r>
+      <w:proofErr w:type="spellStart"/>
+      <w:r>
+        <w:rPr>
+          <w:rFonts w:ascii="Zen Kurenaido" w:eastAsia="Zen Kurenaido" w:hAnsi="Zen Kurenaido" w:cs="Times New Roman"/>
+        </w:rPr>
+        <w:t>also</w:t>
+      </w:r>
+      <w:proofErr w:type="spellEnd"/>
+      <w:r>
+        <w:rPr>
+          <w:rFonts w:ascii="Zen Kurenaido" w:eastAsia="Zen Kurenaido" w:hAnsi="Zen Kurenaido" w:cs="Times New Roman"/>
+        </w:rPr>
+        <w:t xml:space="preserve"> </w:t>
+      </w:r>
+      <w:proofErr w:type="spellStart"/>
+      <w:r>
+        <w:rPr>
+          <w:rFonts w:ascii="Zen Kurenaido" w:eastAsia="Zen Kurenaido" w:hAnsi="Zen Kurenaido" w:cs="Times New Roman"/>
+        </w:rPr>
+        <w:t>filter</w:t>
+      </w:r>
+      <w:proofErr w:type="spellEnd"/>
+      <w:r>
+        <w:rPr>
+          <w:rFonts w:ascii="Zen Kurenaido" w:eastAsia="Zen Kurenaido" w:hAnsi="Zen Kurenaido" w:cs="Times New Roman"/>
+        </w:rPr>
+        <w:t xml:space="preserve"> </w:t>
+      </w:r>
+      <w:proofErr w:type="spellStart"/>
+      <w:r>
+        <w:rPr>
+          <w:rFonts w:ascii="Zen Kurenaido" w:eastAsia="Zen Kurenaido" w:hAnsi="Zen Kurenaido" w:cs="Times New Roman"/>
+        </w:rPr>
+        <w:t>movies</w:t>
+      </w:r>
+      <w:proofErr w:type="spellEnd"/>
+      <w:r>
+        <w:rPr>
+          <w:rFonts w:ascii="Zen Kurenaido" w:eastAsia="Zen Kurenaido" w:hAnsi="Zen Kurenaido" w:cs="Times New Roman"/>
+        </w:rPr>
+        <w:t xml:space="preserve"> and </w:t>
+      </w:r>
+      <w:proofErr w:type="spellStart"/>
+      <w:r>
+        <w:rPr>
+          <w:rFonts w:ascii="Zen Kurenaido" w:eastAsia="Zen Kurenaido" w:hAnsi="Zen Kurenaido" w:cs="Times New Roman"/>
+        </w:rPr>
+        <w:t>save</w:t>
+      </w:r>
+      <w:proofErr w:type="spellEnd"/>
+      <w:r>
+        <w:rPr>
+          <w:rFonts w:ascii="Zen Kurenaido" w:eastAsia="Zen Kurenaido" w:hAnsi="Zen Kurenaido" w:cs="Times New Roman"/>
+        </w:rPr>
+        <w:t xml:space="preserve"> </w:t>
+      </w:r>
+      <w:proofErr w:type="spellStart"/>
+      <w:r>
+        <w:rPr>
+          <w:rFonts w:ascii="Zen Kurenaido" w:eastAsia="Zen Kurenaido" w:hAnsi="Zen Kurenaido" w:cs="Times New Roman"/>
+        </w:rPr>
+        <w:t>them</w:t>
+      </w:r>
+      <w:proofErr w:type="spellEnd"/>
+      <w:r>
+        <w:rPr>
+          <w:rFonts w:ascii="Zen Kurenaido" w:eastAsia="Zen Kurenaido" w:hAnsi="Zen Kurenaido" w:cs="Times New Roman"/>
+        </w:rPr>
+        <w:t xml:space="preserve"> </w:t>
+      </w:r>
+      <w:proofErr w:type="spellStart"/>
+      <w:r>
+        <w:rPr>
+          <w:rFonts w:ascii="Zen Kurenaido" w:eastAsia="Zen Kurenaido" w:hAnsi="Zen Kurenaido" w:cs="Times New Roman"/>
+        </w:rPr>
+        <w:t>to</w:t>
+      </w:r>
+      <w:proofErr w:type="spellEnd"/>
+      <w:r>
+        <w:rPr>
+          <w:rFonts w:ascii="Zen Kurenaido" w:eastAsia="Zen Kurenaido" w:hAnsi="Zen Kurenaido" w:cs="Times New Roman"/>
+        </w:rPr>
+        <w:t xml:space="preserve"> favorites</w:t>
       </w:r>
     </w:p>
     <w:p>
@@ -175,6 +290,7 @@
           <w:lang w:val="en-GB"/>
         </w:rPr>
       </w:pPr>
+      <w:proofErr w:type="spellStart"/>
       <w:r>
         <w:rPr>
           <w:rFonts w:ascii="Zen Kurenaido" w:eastAsia="Zen Kurenaido" w:hAnsi="Zen Kurenaido" w:cs="Times New Roman"/>
@@ -182,6 +298,7 @@
         </w:rPr>
         <w:t>Favorites</w:t>
       </w:r>
+      <w:proofErr w:type="spellEnd"/>
     </w:p>
     <w:p>
       <w:pPr>
@@ -197,7 +314,23 @@
           <w:rFonts w:ascii="Zen Kurenaido" w:eastAsia="Zen Kurenaido" w:hAnsi="Zen Kurenaido" w:cs="Times New Roman"/>
           <w:lang w:val="en-GB"/>
         </w:rPr>
-        <w:t>The Favorites page retrieves saved movies from local storage and displays them dynamically. This allows users to persist their selected movies even after refreshing the page</w:t>
+        <w:t xml:space="preserve">The </w:t>
+      </w:r>
+      <w:proofErr w:type="spellStart"/>
+      <w:r>
+        <w:rPr>
+          <w:rFonts w:ascii="Zen Kurenaido" w:eastAsia="Zen Kurenaido" w:hAnsi="Zen Kurenaido" w:cs="Times New Roman"/>
+          <w:lang w:val="en-GB"/>
+        </w:rPr>
+        <w:t>Favorites</w:t>
+      </w:r>
+      <w:proofErr w:type="spellEnd"/>
+      <w:r>
+        <w:rPr>
+          <w:rFonts w:ascii="Zen Kurenaido" w:eastAsia="Zen Kurenaido" w:hAnsi="Zen Kurenaido" w:cs="Times New Roman"/>
+          <w:lang w:val="en-GB"/>
+        </w:rPr>
+        <w:t xml:space="preserve"> page retrieves saved movies from local storage and displays them dynamically. This allows users to persist their selected movies even after refreshing the page</w:t>
       </w:r>
     </w:p>
     <w:p>
@@ -235,6 +368,7 @@
           <w:rFonts w:ascii="Zen Kurenaido" w:eastAsia="Zen Kurenaido" w:hAnsi="Zen Kurenaido" w:cs="Times New Roman"/>
           <w:lang w:val="en-GB"/>
         </w:rPr>
+        <w:lastRenderedPageBreak/>
         <w:t xml:space="preserve">The </w:t>
       </w:r>
       <w:r>
@@ -8251,7 +8385,6 @@
   <w:style w:type="character" w:default="1" w:styleId="DefaultParagraphFont">
     <w:name w:val="Default Paragraph Font"/>
     <w:uiPriority w:val="1"/>
-    <w:semiHidden/>
     <w:unhideWhenUsed/>
   </w:style>
   <w:style w:type="table" w:default="1" w:styleId="TableNormal">
